--- a/docs/IK-Report.docx
+++ b/docs/IK-Report.docx
@@ -1,6 +1,6 @@
 
 <file path=word/document.xml><?xml version="1.0" encoding="utf-8"?>
-<w:document xmlns:wpc="http://schemas.microsoft.com/office/word/2010/wordprocessingCanvas" xmlns:cx="http://schemas.microsoft.com/office/drawing/2014/chartex" xmlns:cx1="http://schemas.microsoft.com/office/drawing/2015/9/8/chartex" xmlns:cx2="http://schemas.microsoft.com/office/drawing/2015/10/21/chartex" xmlns:cx3="http://schemas.microsoft.com/office/drawing/2016/5/9/chartex" xmlns:cx4="http://schemas.microsoft.com/office/drawing/2016/5/10/chartex" xmlns:cx5="http://schemas.microsoft.com/office/drawing/2016/5/11/chartex" xmlns:cx6="http://schemas.microsoft.com/office/drawing/2016/5/12/chartex" xmlns:cx7="http://schemas.microsoft.com/office/drawing/2016/5/13/chartex" xmlns:cx8="http://schemas.microsoft.com/office/drawing/2016/5/14/chartex" xmlns:mc="http://schemas.openxmlformats.org/markup-compatibility/2006" xmlns:m="http://schemas.openxmlformats.org/officeDocument/2006/math" xmlns:aink="http://schemas.microsoft.com/office/drawing/2016/ink" xmlns:am3d="http://schemas.microsoft.com/office/drawing/2017/model3d" xmlns:oel="http://schemas.microsoft.com/office/2019/extlst" xmlns:r="http://schemas.openxmlformats.org/officeDocument/2006/relationships" xmlns:wp14="http://schemas.microsoft.com/office/word/2010/wordprocessingDrawing" xmlns:wp="http://schemas.openxmlformats.org/drawingml/2006/wordprocessingDrawing" xmlns:wpg="http://schemas.microsoft.com/office/word/2010/wordprocessingGroup" xmlns:wpi="http://schemas.microsoft.com/office/word/2010/wordprocessingInk" xmlns:wps="http://schemas.microsoft.com/office/word/2010/wordprocessingShape" xmlns:o="urn:schemas-microsoft-com:office:office" xmlns:v="urn:schemas-microsoft-com:vml" xmlns:w10="urn:schemas-microsoft-com:office:word" xmlns:w="http://schemas.openxmlformats.org/wordprocessingml/2006/main" xmlns:w14="http://schemas.microsoft.com/office/word/2010/wordml" xmlns:w15="http://schemas.microsoft.com/office/word/2012/wordml" xmlns:w16cex="http://schemas.microsoft.com/office/word/2018/wordml/cex" xmlns:w16cid="http://schemas.microsoft.com/office/word/2016/wordml/cid" xmlns:w16="http://schemas.microsoft.com/office/word/2018/wordml" xmlns:w16sdtdh="http://schemas.microsoft.com/office/word/2020/wordml/sdtdatahash" xmlns:w16sdtfl="http://schemas.microsoft.com/office/word/2024/wordml/sdtformatlock" xmlns:w16se="http://schemas.microsoft.com/office/word/2015/wordml/symex" xmlns:w16du="http://schemas.microsoft.com/office/word/2023/wordml/word16du" xmlns:wne="http://schemas.microsoft.com/office/word/2006/wordml" mc:Ignorable="w14 w15 w16se w16cid w16 w16cex w16sdtdh w16sdtfl w16du wp14">
+<w:document xmlns:wpc="http://schemas.microsoft.com/office/word/2010/wordprocessingCanvas" xmlns:cx="http://schemas.microsoft.com/office/drawing/2014/chartex" xmlns:cx1="http://schemas.microsoft.com/office/drawing/2015/9/8/chartex" xmlns:cx2="http://schemas.microsoft.com/office/drawing/2015/10/21/chartex" xmlns:cx3="http://schemas.microsoft.com/office/drawing/2016/5/9/chartex" xmlns:cx4="http://schemas.microsoft.com/office/drawing/2016/5/10/chartex" xmlns:cx5="http://schemas.microsoft.com/office/drawing/2016/5/11/chartex" xmlns:cx6="http://schemas.microsoft.com/office/drawing/2016/5/12/chartex" xmlns:cx7="http://schemas.microsoft.com/office/drawing/2016/5/13/chartex" xmlns:cx8="http://schemas.microsoft.com/office/drawing/2016/5/14/chartex" xmlns:mc="http://schemas.openxmlformats.org/markup-compatibility/2006" xmlns:aink="http://schemas.microsoft.com/office/drawing/2016/ink" xmlns:am3d="http://schemas.microsoft.com/office/drawing/2017/model3d" xmlns:o="urn:schemas-microsoft-com:office:office" xmlns:oel="http://schemas.microsoft.com/office/2019/extlst" xmlns:r="http://schemas.openxmlformats.org/officeDocument/2006/relationships" xmlns:m="http://schemas.openxmlformats.org/officeDocument/2006/math" xmlns:v="urn:schemas-microsoft-com:vml" xmlns:wp14="http://schemas.microsoft.com/office/word/2010/wordprocessingDrawing" xmlns:wp="http://schemas.openxmlformats.org/drawingml/2006/wordprocessingDrawing" xmlns:w10="urn:schemas-microsoft-com:office:word" xmlns:w="http://schemas.openxmlformats.org/wordprocessingml/2006/main" xmlns:w14="http://schemas.microsoft.com/office/word/2010/wordml" xmlns:w15="http://schemas.microsoft.com/office/word/2012/wordml" xmlns:w16cex="http://schemas.microsoft.com/office/word/2018/wordml/cex" xmlns:w16cid="http://schemas.microsoft.com/office/word/2016/wordml/cid" xmlns:w16="http://schemas.microsoft.com/office/word/2018/wordml" xmlns:w16du="http://schemas.microsoft.com/office/word/2023/wordml/word16du" xmlns:w16sdtdh="http://schemas.microsoft.com/office/word/2020/wordml/sdtdatahash" xmlns:w16sdtfl="http://schemas.microsoft.com/office/word/2024/wordml/sdtformatlock" xmlns:w16se="http://schemas.microsoft.com/office/word/2015/wordml/symex" xmlns:wpg="http://schemas.microsoft.com/office/word/2010/wordprocessingGroup" xmlns:wpi="http://schemas.microsoft.com/office/word/2010/wordprocessingInk" xmlns:wne="http://schemas.microsoft.com/office/word/2006/wordml" xmlns:wps="http://schemas.microsoft.com/office/word/2010/wordprocessingShape" mc:Ignorable="w14 w15 w16se w16cid w16 w16cex w16sdtdh w16sdtfl w16du wp14">
   <w:body>
     <w:p>
       <w:pPr>
@@ -147,7 +147,27 @@
           <w:sz w:val="20"/>
           <w:szCs w:val="20"/>
         </w:rPr>
-        <w:t>, Moamen Salem</w:t>
+        <w:t xml:space="preserve">, </w:t>
+      </w:r>
+      <w:proofErr w:type="spellStart"/>
+      <w:r>
+        <w:rPr>
+          <w:rFonts w:ascii="Helvetica" w:hAnsi="Helvetica"/>
+          <w:b/>
+          <w:sz w:val="20"/>
+          <w:szCs w:val="20"/>
+        </w:rPr>
+        <w:t>Moamen</w:t>
+      </w:r>
+      <w:proofErr w:type="spellEnd"/>
+      <w:r>
+        <w:rPr>
+          <w:rFonts w:ascii="Helvetica" w:hAnsi="Helvetica"/>
+          <w:b/>
+          <w:sz w:val="20"/>
+          <w:szCs w:val="20"/>
+        </w:rPr>
+        <w:t xml:space="preserve"> Salem</w:t>
       </w:r>
       <w:r>
         <w:rPr>
@@ -964,6 +984,7 @@
         <w:jc w:val="both"/>
       </w:pPr>
       <w:r>
+        <w:lastRenderedPageBreak/>
         <w:br/>
       </w:r>
       <w:r>
@@ -987,7 +1008,6 @@
         <w:pStyle w:val="PARA"/>
       </w:pPr>
       <w:r>
-        <w:lastRenderedPageBreak/>
         <w:t xml:space="preserve">The project consists of two main components. The first component is a Godot Engine frontend responsible for rendering the robotic arm and handling user interaction. </w:t>
       </w:r>
       <w:r>
@@ -1060,77 +1080,30 @@
     <w:p>
       <w:pPr>
         <w:pStyle w:val="PARA"/>
+        <w:rPr>
+          <w:lang w:val="pl-PL"/>
+        </w:rPr>
       </w:pPr>
       <w:r>
         <w:br/>
-        <w:t xml:space="preserve">CCD was the first algorithm successfully connected to the 3D model. It can reach targets reliably, although </w:t>
-      </w:r>
-      <w:r>
-        <w:br/>
-      </w:r>
-      <w:r>
-        <w:t>the movement sometimes looks unnatural because joints are adjusted one after another instead of moving together.</w:t>
-      </w:r>
-      <w:r>
-        <w:br/>
-      </w:r>
-      <w:r>
-        <w:br/>
-      </w:r>
-      <w:r>
-        <w:t>The</w:t>
-      </w:r>
-      <w:r>
-        <w:t xml:space="preserve"> DLS solver </w:t>
-      </w:r>
-      <w:r>
-        <w:t xml:space="preserve">was implemented next. Because the method maintains a Jacobian matrix of each joint, the robotic arm </w:t>
-      </w:r>
-      <w:r>
-        <w:br/>
-      </w:r>
-      <w:r>
-        <w:t xml:space="preserve">is able to position itself relative to the target with the end effector facing the target. </w:t>
-      </w:r>
-      <w:r>
-        <w:t xml:space="preserve">This is a </w:t>
-      </w:r>
-      <w:r>
-        <w:t>feature other solver</w:t>
-      </w:r>
-      <w:r>
-        <w:t xml:space="preserve"> lack – their goal is</w:t>
-      </w:r>
-      <w:r>
-        <w:t xml:space="preserve"> </w:t>
-      </w:r>
-      <w:r>
-        <w:t>to reach the given position, regardless of the orientation</w:t>
-      </w:r>
-      <w:r>
-        <w:t>.</w:t>
-      </w:r>
-    </w:p>
-    <w:p>
-      <w:pPr>
-        <w:pStyle w:val="PARA"/>
-      </w:pPr>
-    </w:p>
-    <w:p>
-      <w:pPr>
-        <w:pStyle w:val="PARA"/>
-      </w:pPr>
-      <w:r>
-        <w:t xml:space="preserve">The 3D FABRIK solver took the team the most time and effort to complete. This algorithm operates purely on vectors, not </w:t>
-      </w:r>
-      <w:r>
-        <w:t>considering</w:t>
-      </w:r>
-      <w:r>
-        <w:t xml:space="preserve"> angles between joints. The robotic arm constraints are evaluated after an unconstrained pass, adjusting </w:t>
-      </w:r>
-      <w:r>
-        <w:t>the joint position. While the arm presents limited flexibility and does not reach the target, the key algorithm features have been included in the model.</w:t>
+      </w:r>
+      <w:r>
+        <w:t>Finally, all three</w:t>
+      </w:r>
+      <w:r>
+        <w:t xml:space="preserve"> algorithm</w:t>
+      </w:r>
+      <w:r>
+        <w:t>s have been</w:t>
+      </w:r>
+      <w:r>
+        <w:t xml:space="preserve"> successfully connected to the 3D model. It can reach targets reliably</w:t>
+      </w:r>
+      <w:r>
+        <w:t>, navigating to the destination frame by frame</w:t>
+      </w:r>
+      <w:r>
+        <w:t>. The algorithm choice may be changed during program execution, providing a direct comparison between the three methods.</w:t>
       </w:r>
     </w:p>
     <w:p>
@@ -1212,14 +1185,7 @@
           <w:sz w:val="20"/>
           <w:szCs w:val="20"/>
         </w:rPr>
-        <w:t xml:space="preserve">The robotic arm is assembled in the Godot scene using a hierarchy of FBX models imported from Blender, each placed at the correct segment offset. Every joint </w:t>
-      </w:r>
-      <w:r>
-        <w:rPr>
-          <w:sz w:val="20"/>
-          <w:szCs w:val="20"/>
-        </w:rPr>
-        <w:t>respect</w:t>
+        <w:t>The robotic arm is assembled in the Godot scene using a hierarchy of FBX models imported from Blender, each placed at the correct segment offset. Every joint respect</w:t>
       </w:r>
       <w:r>
         <w:rPr>
@@ -1233,14 +1199,14 @@
           <w:sz w:val="20"/>
           <w:szCs w:val="20"/>
         </w:rPr>
-        <w:t xml:space="preserve"> its designated rotation axis (Y for the two yaw joints, Z for the four pitch joints) and its angle limits — unbounded yaw for J0 and J3, ±90° pitch for J1, J2, J4, and J5. The arm rest pose points upward along the Y axis, and all joint angles are accumulated and wrapped frame-to-frame to prevent unbounded </w:t>
-      </w:r>
-      <w:r>
-        <w:rPr>
-          <w:sz w:val="20"/>
-          <w:szCs w:val="20"/>
-        </w:rPr>
-        <w:t>drift.</w:t>
+        <w:t xml:space="preserve"> its </w:t>
+      </w:r>
+      <w:r>
+        <w:rPr>
+          <w:sz w:val="20"/>
+          <w:szCs w:val="20"/>
+        </w:rPr>
+        <w:t>designated rotation axis (Y for the two yaw joints, Z for the four pitch joints) and its angle limits — unbounded yaw for J0 and J3, ±90° pitch for J1, J2, J4, and J5. The arm rest pose points upward along the Y axis, and all joint angles are accumulated and wrapped frame-to-frame to prevent unbounded drift.</w:t>
       </w:r>
     </w:p>
     <w:p>
@@ -1265,7 +1231,23 @@
           <w:sz w:val="20"/>
           <w:szCs w:val="20"/>
         </w:rPr>
-        <w:t>The CCD solver and the Jacobian DLS solver both operate in joint space and share a common architecture: each iteration computes a per-joint adjustment in the parent-local frame, applies angle clamping, and performs a full forward-kinematics pass to update the arm's position. A singularity-safe angle extraction formula using R_parent_T transformation ensures that the solver and FK chain remain consistent.</w:t>
+        <w:t xml:space="preserve">The CCD solver and the Jacobian DLS solver both operate in joint space and share a common architecture: each iteration computes a per-joint adjustment in the parent-local frame, applies angle clamping, and performs a full forward-kinematics pass to update the arm's position. A singularity-safe angle extraction formula using </w:t>
+      </w:r>
+      <w:proofErr w:type="spellStart"/>
+      <w:r>
+        <w:rPr>
+          <w:sz w:val="20"/>
+          <w:szCs w:val="20"/>
+        </w:rPr>
+        <w:t>R_parent_T</w:t>
+      </w:r>
+      <w:proofErr w:type="spellEnd"/>
+      <w:r>
+        <w:rPr>
+          <w:sz w:val="20"/>
+          <w:szCs w:val="20"/>
+        </w:rPr>
+        <w:t xml:space="preserve"> transformation ensures that the solver and FK chain remain consistent.</w:t>
       </w:r>
     </w:p>
     <w:p>
@@ -1395,7 +1377,6 @@
           <w:sz w:val="20"/>
           <w:szCs w:val="20"/>
         </w:rPr>
-        <w:lastRenderedPageBreak/>
         <w:t>Stick arm mode: pressing V switches between the FBX-rendered robot arm and a skeleton-style stick arm, allowing users to inspect the underlying joint positions without visual clutter.</w:t>
       </w:r>
     </w:p>
@@ -1457,7 +1438,15 @@
           <w:sz w:val="20"/>
           <w:szCs w:val="20"/>
         </w:rPr>
-        <w:t>Communication uses UDP on port 5005 with one request-response cycle per frame. The Godot frontend sends the target position, the selected algorithm identifier, the render mode, and the joint lock state. The Python server responds with the computed joint positions and angles. An out-of-reach guard clamps the target to within the arm's maximum reach, and a dedicated singularity handler for the Jacobian solver resets accumulated angles to the neutral vertical pose when the target is unreachable, preventing joint-velocity divergence.</w:t>
+        <w:t xml:space="preserve">Communication uses UDP on port 5005 with one request-response cycle per frame. The Godot frontend sends the </w:t>
+      </w:r>
+      <w:r>
+        <w:rPr>
+          <w:sz w:val="20"/>
+          <w:szCs w:val="20"/>
+        </w:rPr>
+        <w:lastRenderedPageBreak/>
+        <w:t>target position, the selected algorithm identifier, the render mode, and the joint lock state. The Python server responds with the computed joint positions and angles. An out-of-reach guard clamps the target to within the arm's maximum reach, and a dedicated singularity handler for the Jacobian solver resets accumulated angles to the neutral vertical pose when the target is unreachable, preventing joint-velocity divergence.</w:t>
       </w:r>
     </w:p>
     <w:p>
@@ -1578,9 +1567,13 @@
           <w:sz w:val="20"/>
           <w:szCs w:val="20"/>
         </w:rPr>
-        <w:t xml:space="preserve">The performance characteristics of each solver align with theoretical expectations. CCD offers predictable convergence at moderate per-step cost. Jacobian DLS is the cheapest per iteration but the slowest to converge, requiring the largest number of frames to reach the target. FABRIK </w:t>
-      </w:r>
-      <w:r>
+        <w:t>The performance characteristics of each solver align with theoretical expectations. CCD offers predictable convergence at moderate per-step cost. Jacobian DLS is the cheapest per iteration but the slowest to converge, requiring the largest number of frames to reach the target. FABRIK converges in the fewest steps but pays for it with the highest per-iteration cost due to its multi-pass structure. These trade-offs are now visible interactively in a single application, which was the primary educational goal of the project.</w:t>
+      </w:r>
+    </w:p>
+    <w:p>
+      <w:pPr>
+        <w:pStyle w:val="H1"/>
+        <w:jc w:val="both"/>
         <w:rPr>
           <w:rFonts w:ascii="Times New Roman" w:hAnsi="Times New Roman" w:cs="Times New Roman"/>
           <w:b w:val="0"/>
@@ -1589,13 +1582,8 @@
           <w:sz w:val="20"/>
           <w:szCs w:val="20"/>
         </w:rPr>
-        <w:t>converges in the fewest steps but pays for it with the highest per-iteration cost due to its multi-pass structure. These trade-offs are now visible interactively in a single application, which was the primary educational goal of the project.</w:t>
-      </w:r>
-    </w:p>
-    <w:p>
-      <w:pPr>
-        <w:pStyle w:val="H1"/>
-        <w:jc w:val="both"/>
+      </w:pPr>
+      <w:r>
         <w:rPr>
           <w:rFonts w:ascii="Times New Roman" w:hAnsi="Times New Roman" w:cs="Times New Roman"/>
           <w:b w:val="0"/>
@@ -1604,7 +1592,8 @@
           <w:sz w:val="20"/>
           <w:szCs w:val="20"/>
         </w:rPr>
-      </w:pPr>
+        <w:t>Several enhancements remain for future work. A DOF axis visualization mode — three-dimensional arrows at each joint showing its rotation axis — would make the constrained motion of each joint more apparent. A side-by-side comparison view running all three solvers simultaneously on separate arms would further strengthen the tool's educational value. The FABRIK solver's plane-</w:t>
+      </w:r>
       <w:r>
         <w:rPr>
           <w:rFonts w:ascii="Times New Roman" w:hAnsi="Times New Roman" w:cs="Times New Roman"/>
@@ -1614,7 +1603,7 @@
           <w:sz w:val="20"/>
           <w:szCs w:val="20"/>
         </w:rPr>
-        <w:t>Several enhancements remain for future work. A DOF axis visualization mode — three-dimensional arrows at each joint showing its rotation axis — would make the constrained motion of each joint more apparent. A side-by-side comparison view running all three solvers simultaneously on separate arms would further strengthen the tool's educational value. The FABRIK solver's plane-projection step, while functional, converges less consistently than CCD or Jacobian in some regions of the workspace and would benefit from further refinement.</w:t>
+        <w:t>projection step, while functional, converges less consistently than CCD or Jacobian in some regions of the workspace and would benefit from further refinement.</w:t>
       </w:r>
     </w:p>
     <w:p>
@@ -1631,18 +1620,7 @@
           <w:sz w:val="20"/>
           <w:szCs w:val="20"/>
         </w:rPr>
-        <w:t xml:space="preserve">The project has provided practical experience in robotics mathematics, real-time system design, and cross-platform software integration. The resulting tool is ready for classroom use in its current form and offers a clear foundation for the improvements outlined </w:t>
-      </w:r>
-      <w:r>
-        <w:rPr>
-          <w:rFonts w:ascii="Times New Roman" w:hAnsi="Times New Roman" w:cs="Times New Roman"/>
-          <w:b w:val="0"/>
-          <w:bCs w:val="0"/>
-          <w:color w:val="auto"/>
-          <w:sz w:val="20"/>
-          <w:szCs w:val="20"/>
-        </w:rPr>
-        <w:t>above.</w:t>
+        <w:t>The project has provided practical experience in robotics mathematics, real-time system design, and cross-platform software integration. The resulting tool is ready for classroom use in its current form and offers a clear foundation for the improvements outlined above.</w:t>
       </w:r>
       <w:r>
         <w:t xml:space="preserve"> </w:t>
@@ -1758,7 +1736,16 @@
             <w:color w:val="auto"/>
             <w:u w:val="none"/>
           </w:rPr>
-          <w:t>Robot kinematics made easy using RoboAnalyze</w:t>
+          <w:t xml:space="preserve">Robot kinematics made easy using </w:t>
+        </w:r>
+        <w:proofErr w:type="spellStart"/>
+        <w:r>
+          <w:rPr>
+            <w:rStyle w:val="Hyperlink"/>
+            <w:color w:val="auto"/>
+            <w:u w:val="none"/>
+          </w:rPr>
+          <w:t>RoboAnalyze</w:t>
         </w:r>
         <w:r>
           <w:rPr>
@@ -1766,7 +1753,16 @@
             <w:color w:val="auto"/>
             <w:u w:val="none"/>
           </w:rPr>
-          <w:t xml:space="preserve">r </w:t>
+          <w:t>r</w:t>
+        </w:r>
+        <w:proofErr w:type="spellEnd"/>
+        <w:r>
+          <w:rPr>
+            <w:rStyle w:val="Hyperlink"/>
+            <w:color w:val="auto"/>
+            <w:u w:val="none"/>
+          </w:rPr>
+          <w:t xml:space="preserve"> </w:t>
         </w:r>
         <w:r>
           <w:rPr>
@@ -1787,11 +1783,19 @@
         </w:tabs>
         <w:ind w:left="360"/>
       </w:pPr>
+      <w:proofErr w:type="spellStart"/>
       <w:r>
         <w:rPr>
           <w:rStyle w:val="agcmg"/>
         </w:rPr>
-        <w:t xml:space="preserve">Karagounis, A. (2023). </w:t>
+        <w:t>Karagounis</w:t>
+      </w:r>
+      <w:proofErr w:type="spellEnd"/>
+      <w:r>
+        <w:rPr>
+          <w:rStyle w:val="agcmg"/>
+        </w:rPr>
+        <w:t xml:space="preserve">, A. (2023). </w:t>
       </w:r>
       <w:hyperlink r:id="rId12" w:tgtFrame="_blank" w:history="1">
         <w:r>
@@ -1800,7 +1804,25 @@
             <w:color w:val="auto"/>
             <w:u w:val="none"/>
           </w:rPr>
-          <w:t>Robotics as a Simulation Educational Tool. arXiv preprint arXiv:2312.05582.</w:t>
+          <w:t xml:space="preserve">Robotics as a Simulation Educational Tool. </w:t>
+        </w:r>
+        <w:proofErr w:type="spellStart"/>
+        <w:r>
+          <w:rPr>
+            <w:rStyle w:val="Hyperlink"/>
+            <w:color w:val="auto"/>
+            <w:u w:val="none"/>
+          </w:rPr>
+          <w:t>arXiv</w:t>
+        </w:r>
+        <w:proofErr w:type="spellEnd"/>
+        <w:r>
+          <w:rPr>
+            <w:rStyle w:val="Hyperlink"/>
+            <w:color w:val="auto"/>
+            <w:u w:val="none"/>
+          </w:rPr>
+          <w:t xml:space="preserve"> preprint arXiv:2312.05582.</w:t>
         </w:r>
       </w:hyperlink>
     </w:p>
@@ -1849,11 +1871,33 @@
         </w:tabs>
         <w:ind w:left="360"/>
       </w:pPr>
+      <w:proofErr w:type="spellStart"/>
       <w:r>
         <w:rPr>
           <w:rStyle w:val="agcmg"/>
         </w:rPr>
-        <w:t xml:space="preserve">Denavit, Jacques; Hartenberg, Richard Scheunemann (1955). "A kinematic notation for lower-pair mechanisms based on matrices". Journal of Applied Mechanics. 22 (2): 215–221. doi:10.1115/1.4011045 </w:t>
+        <w:t>Denavit</w:t>
+      </w:r>
+      <w:proofErr w:type="spellEnd"/>
+      <w:r>
+        <w:rPr>
+          <w:rStyle w:val="agcmg"/>
+        </w:rPr>
+        <w:t xml:space="preserve">, Jacques; </w:t>
+      </w:r>
+      <w:proofErr w:type="spellStart"/>
+      <w:r>
+        <w:rPr>
+          <w:rStyle w:val="agcmg"/>
+        </w:rPr>
+        <w:t>Hartenberg</w:t>
+      </w:r>
+      <w:proofErr w:type="spellEnd"/>
+      <w:r>
+        <w:rPr>
+          <w:rStyle w:val="agcmg"/>
+        </w:rPr>
+        <w:t xml:space="preserve">, Richard Scheunemann (1955). "A kinematic notation for lower-pair mechanisms based on matrices". Journal of Applied Mechanics. 22 (2): 215–221. doi:10.1115/1.4011045 </w:t>
       </w:r>
     </w:p>
     <w:p>
@@ -1969,7 +2013,7 @@
 </file>
 
 <file path=word/endnotes.xml><?xml version="1.0" encoding="utf-8"?>
-<w:endnotes xmlns:wpc="http://schemas.microsoft.com/office/word/2010/wordprocessingCanvas" xmlns:cx="http://schemas.microsoft.com/office/drawing/2014/chartex" xmlns:cx1="http://schemas.microsoft.com/office/drawing/2015/9/8/chartex" xmlns:cx2="http://schemas.microsoft.com/office/drawing/2015/10/21/chartex" xmlns:cx3="http://schemas.microsoft.com/office/drawing/2016/5/9/chartex" xmlns:cx4="http://schemas.microsoft.com/office/drawing/2016/5/10/chartex" xmlns:cx5="http://schemas.microsoft.com/office/drawing/2016/5/11/chartex" xmlns:cx6="http://schemas.microsoft.com/office/drawing/2016/5/12/chartex" xmlns:cx7="http://schemas.microsoft.com/office/drawing/2016/5/13/chartex" xmlns:cx8="http://schemas.microsoft.com/office/drawing/2016/5/14/chartex" xmlns:mc="http://schemas.openxmlformats.org/markup-compatibility/2006" xmlns:m="http://schemas.openxmlformats.org/officeDocument/2006/math" xmlns:aink="http://schemas.microsoft.com/office/drawing/2016/ink" xmlns:am3d="http://schemas.microsoft.com/office/drawing/2017/model3d" xmlns:oel="http://schemas.microsoft.com/office/2019/extlst" xmlns:r="http://schemas.openxmlformats.org/officeDocument/2006/relationships" xmlns:wp14="http://schemas.microsoft.com/office/word/2010/wordprocessingDrawing" xmlns:wp="http://schemas.openxmlformats.org/drawingml/2006/wordprocessingDrawing" xmlns:wpg="http://schemas.microsoft.com/office/word/2010/wordprocessingGroup" xmlns:wpi="http://schemas.microsoft.com/office/word/2010/wordprocessingInk" xmlns:wps="http://schemas.microsoft.com/office/word/2010/wordprocessingShape" xmlns:o="urn:schemas-microsoft-com:office:office" xmlns:v="urn:schemas-microsoft-com:vml" xmlns:w10="urn:schemas-microsoft-com:office:word" xmlns:w="http://schemas.openxmlformats.org/wordprocessingml/2006/main" xmlns:w14="http://schemas.microsoft.com/office/word/2010/wordml" xmlns:w15="http://schemas.microsoft.com/office/word/2012/wordml" xmlns:w16cex="http://schemas.microsoft.com/office/word/2018/wordml/cex" xmlns:w16cid="http://schemas.microsoft.com/office/word/2016/wordml/cid" xmlns:w16="http://schemas.microsoft.com/office/word/2018/wordml" xmlns:w16sdtdh="http://schemas.microsoft.com/office/word/2020/wordml/sdtdatahash" xmlns:w16sdtfl="http://schemas.microsoft.com/office/word/2024/wordml/sdtformatlock" xmlns:w16se="http://schemas.microsoft.com/office/word/2015/wordml/symex" xmlns:w16du="http://schemas.microsoft.com/office/word/2023/wordml/word16du" xmlns:wne="http://schemas.microsoft.com/office/word/2006/wordml" mc:Ignorable="w14 w15 w16se w16cid w16 w16cex w16sdtdh w16sdtfl w16du wp14">
+<w:endnotes xmlns:wpc="http://schemas.microsoft.com/office/word/2010/wordprocessingCanvas" xmlns:cx="http://schemas.microsoft.com/office/drawing/2014/chartex" xmlns:cx1="http://schemas.microsoft.com/office/drawing/2015/9/8/chartex" xmlns:cx2="http://schemas.microsoft.com/office/drawing/2015/10/21/chartex" xmlns:cx3="http://schemas.microsoft.com/office/drawing/2016/5/9/chartex" xmlns:cx4="http://schemas.microsoft.com/office/drawing/2016/5/10/chartex" xmlns:cx5="http://schemas.microsoft.com/office/drawing/2016/5/11/chartex" xmlns:cx6="http://schemas.microsoft.com/office/drawing/2016/5/12/chartex" xmlns:cx7="http://schemas.microsoft.com/office/drawing/2016/5/13/chartex" xmlns:cx8="http://schemas.microsoft.com/office/drawing/2016/5/14/chartex" xmlns:mc="http://schemas.openxmlformats.org/markup-compatibility/2006" xmlns:aink="http://schemas.microsoft.com/office/drawing/2016/ink" xmlns:am3d="http://schemas.microsoft.com/office/drawing/2017/model3d" xmlns:o="urn:schemas-microsoft-com:office:office" xmlns:oel="http://schemas.microsoft.com/office/2019/extlst" xmlns:r="http://schemas.openxmlformats.org/officeDocument/2006/relationships" xmlns:m="http://schemas.openxmlformats.org/officeDocument/2006/math" xmlns:v="urn:schemas-microsoft-com:vml" xmlns:wp14="http://schemas.microsoft.com/office/word/2010/wordprocessingDrawing" xmlns:wp="http://schemas.openxmlformats.org/drawingml/2006/wordprocessingDrawing" xmlns:w10="urn:schemas-microsoft-com:office:word" xmlns:w="http://schemas.openxmlformats.org/wordprocessingml/2006/main" xmlns:w14="http://schemas.microsoft.com/office/word/2010/wordml" xmlns:w15="http://schemas.microsoft.com/office/word/2012/wordml" xmlns:w16cex="http://schemas.microsoft.com/office/word/2018/wordml/cex" xmlns:w16cid="http://schemas.microsoft.com/office/word/2016/wordml/cid" xmlns:w16="http://schemas.microsoft.com/office/word/2018/wordml" xmlns:w16du="http://schemas.microsoft.com/office/word/2023/wordml/word16du" xmlns:w16sdtdh="http://schemas.microsoft.com/office/word/2020/wordml/sdtdatahash" xmlns:w16sdtfl="http://schemas.microsoft.com/office/word/2024/wordml/sdtformatlock" xmlns:w16se="http://schemas.microsoft.com/office/word/2015/wordml/symex" xmlns:wpg="http://schemas.microsoft.com/office/word/2010/wordprocessingGroup" xmlns:wpi="http://schemas.microsoft.com/office/word/2010/wordprocessingInk" xmlns:wne="http://schemas.microsoft.com/office/word/2006/wordml" xmlns:wps="http://schemas.microsoft.com/office/word/2010/wordprocessingShape" mc:Ignorable="w14 w15 w16se w16cid w16 w16cex w16sdtdh w16sdtfl w16du wp14">
   <w:endnote w:type="separator" w:id="-1">
     <w:p>
       <w:r>
@@ -1988,7 +2032,7 @@
 </file>
 
 <file path=word/footer1.xml><?xml version="1.0" encoding="utf-8"?>
-<w:ftr xmlns:wpc="http://schemas.microsoft.com/office/word/2010/wordprocessingCanvas" xmlns:cx="http://schemas.microsoft.com/office/drawing/2014/chartex" xmlns:cx1="http://schemas.microsoft.com/office/drawing/2015/9/8/chartex" xmlns:cx2="http://schemas.microsoft.com/office/drawing/2015/10/21/chartex" xmlns:cx3="http://schemas.microsoft.com/office/drawing/2016/5/9/chartex" xmlns:cx4="http://schemas.microsoft.com/office/drawing/2016/5/10/chartex" xmlns:cx5="http://schemas.microsoft.com/office/drawing/2016/5/11/chartex" xmlns:cx6="http://schemas.microsoft.com/office/drawing/2016/5/12/chartex" xmlns:cx7="http://schemas.microsoft.com/office/drawing/2016/5/13/chartex" xmlns:cx8="http://schemas.microsoft.com/office/drawing/2016/5/14/chartex" xmlns:mc="http://schemas.openxmlformats.org/markup-compatibility/2006" xmlns:m="http://schemas.openxmlformats.org/officeDocument/2006/math" xmlns:aink="http://schemas.microsoft.com/office/drawing/2016/ink" xmlns:am3d="http://schemas.microsoft.com/office/drawing/2017/model3d" xmlns:oel="http://schemas.microsoft.com/office/2019/extlst" xmlns:r="http://schemas.openxmlformats.org/officeDocument/2006/relationships" xmlns:wp14="http://schemas.microsoft.com/office/word/2010/wordprocessingDrawing" xmlns:wp="http://schemas.openxmlformats.org/drawingml/2006/wordprocessingDrawing" xmlns:wpg="http://schemas.microsoft.com/office/word/2010/wordprocessingGroup" xmlns:wpi="http://schemas.microsoft.com/office/word/2010/wordprocessingInk" xmlns:wps="http://schemas.microsoft.com/office/word/2010/wordprocessingShape" xmlns:o="urn:schemas-microsoft-com:office:office" xmlns:v="urn:schemas-microsoft-com:vml" xmlns:w10="urn:schemas-microsoft-com:office:word" xmlns:w="http://schemas.openxmlformats.org/wordprocessingml/2006/main" xmlns:w14="http://schemas.microsoft.com/office/word/2010/wordml" xmlns:w15="http://schemas.microsoft.com/office/word/2012/wordml" xmlns:w16cex="http://schemas.microsoft.com/office/word/2018/wordml/cex" xmlns:w16cid="http://schemas.microsoft.com/office/word/2016/wordml/cid" xmlns:w16="http://schemas.microsoft.com/office/word/2018/wordml" xmlns:w16sdtdh="http://schemas.microsoft.com/office/word/2020/wordml/sdtdatahash" xmlns:w16sdtfl="http://schemas.microsoft.com/office/word/2024/wordml/sdtformatlock" xmlns:w16se="http://schemas.microsoft.com/office/word/2015/wordml/symex" xmlns:w16du="http://schemas.microsoft.com/office/word/2023/wordml/word16du" xmlns:wne="http://schemas.microsoft.com/office/word/2006/wordml" mc:Ignorable="w14 w15 w16se w16cid w16 w16cex w16sdtdh w16sdtfl w16du wp14">
+<w:ftr xmlns:wpc="http://schemas.microsoft.com/office/word/2010/wordprocessingCanvas" xmlns:cx="http://schemas.microsoft.com/office/drawing/2014/chartex" xmlns:cx1="http://schemas.microsoft.com/office/drawing/2015/9/8/chartex" xmlns:cx2="http://schemas.microsoft.com/office/drawing/2015/10/21/chartex" xmlns:cx3="http://schemas.microsoft.com/office/drawing/2016/5/9/chartex" xmlns:cx4="http://schemas.microsoft.com/office/drawing/2016/5/10/chartex" xmlns:cx5="http://schemas.microsoft.com/office/drawing/2016/5/11/chartex" xmlns:cx6="http://schemas.microsoft.com/office/drawing/2016/5/12/chartex" xmlns:cx7="http://schemas.microsoft.com/office/drawing/2016/5/13/chartex" xmlns:cx8="http://schemas.microsoft.com/office/drawing/2016/5/14/chartex" xmlns:mc="http://schemas.openxmlformats.org/markup-compatibility/2006" xmlns:aink="http://schemas.microsoft.com/office/drawing/2016/ink" xmlns:am3d="http://schemas.microsoft.com/office/drawing/2017/model3d" xmlns:o="urn:schemas-microsoft-com:office:office" xmlns:oel="http://schemas.microsoft.com/office/2019/extlst" xmlns:r="http://schemas.openxmlformats.org/officeDocument/2006/relationships" xmlns:m="http://schemas.openxmlformats.org/officeDocument/2006/math" xmlns:v="urn:schemas-microsoft-com:vml" xmlns:wp14="http://schemas.microsoft.com/office/word/2010/wordprocessingDrawing" xmlns:wp="http://schemas.openxmlformats.org/drawingml/2006/wordprocessingDrawing" xmlns:w10="urn:schemas-microsoft-com:office:word" xmlns:w="http://schemas.openxmlformats.org/wordprocessingml/2006/main" xmlns:w14="http://schemas.microsoft.com/office/word/2010/wordml" xmlns:w15="http://schemas.microsoft.com/office/word/2012/wordml" xmlns:w16cex="http://schemas.microsoft.com/office/word/2018/wordml/cex" xmlns:w16cid="http://schemas.microsoft.com/office/word/2016/wordml/cid" xmlns:w16="http://schemas.microsoft.com/office/word/2018/wordml" xmlns:w16du="http://schemas.microsoft.com/office/word/2023/wordml/word16du" xmlns:w16sdtdh="http://schemas.microsoft.com/office/word/2020/wordml/sdtdatahash" xmlns:w16sdtfl="http://schemas.microsoft.com/office/word/2024/wordml/sdtformatlock" xmlns:w16se="http://schemas.microsoft.com/office/word/2015/wordml/symex" xmlns:wpg="http://schemas.microsoft.com/office/word/2010/wordprocessingGroup" xmlns:wpi="http://schemas.microsoft.com/office/word/2010/wordprocessingInk" xmlns:wne="http://schemas.microsoft.com/office/word/2006/wordml" xmlns:wps="http://schemas.microsoft.com/office/word/2010/wordprocessingShape" mc:Ignorable="w14 w15 w16se w16cid w16 w16cex w16sdtdh w16sdtfl w16du wp14">
   <w:p>
     <w:pPr>
       <w:pStyle w:val="Footer"/>
@@ -2073,7 +2117,7 @@
 </file>
 
 <file path=word/footer2.xml><?xml version="1.0" encoding="utf-8"?>
-<w:ftr xmlns:wpc="http://schemas.microsoft.com/office/word/2010/wordprocessingCanvas" xmlns:cx="http://schemas.microsoft.com/office/drawing/2014/chartex" xmlns:cx1="http://schemas.microsoft.com/office/drawing/2015/9/8/chartex" xmlns:cx2="http://schemas.microsoft.com/office/drawing/2015/10/21/chartex" xmlns:cx3="http://schemas.microsoft.com/office/drawing/2016/5/9/chartex" xmlns:cx4="http://schemas.microsoft.com/office/drawing/2016/5/10/chartex" xmlns:cx5="http://schemas.microsoft.com/office/drawing/2016/5/11/chartex" xmlns:cx6="http://schemas.microsoft.com/office/drawing/2016/5/12/chartex" xmlns:cx7="http://schemas.microsoft.com/office/drawing/2016/5/13/chartex" xmlns:cx8="http://schemas.microsoft.com/office/drawing/2016/5/14/chartex" xmlns:mc="http://schemas.openxmlformats.org/markup-compatibility/2006" xmlns:m="http://schemas.openxmlformats.org/officeDocument/2006/math" xmlns:aink="http://schemas.microsoft.com/office/drawing/2016/ink" xmlns:am3d="http://schemas.microsoft.com/office/drawing/2017/model3d" xmlns:oel="http://schemas.microsoft.com/office/2019/extlst" xmlns:r="http://schemas.openxmlformats.org/officeDocument/2006/relationships" xmlns:wp14="http://schemas.microsoft.com/office/word/2010/wordprocessingDrawing" xmlns:wp="http://schemas.openxmlformats.org/drawingml/2006/wordprocessingDrawing" xmlns:wpg="http://schemas.microsoft.com/office/word/2010/wordprocessingGroup" xmlns:wpi="http://schemas.microsoft.com/office/word/2010/wordprocessingInk" xmlns:wps="http://schemas.microsoft.com/office/word/2010/wordprocessingShape" xmlns:o="urn:schemas-microsoft-com:office:office" xmlns:v="urn:schemas-microsoft-com:vml" xmlns:w10="urn:schemas-microsoft-com:office:word" xmlns:w="http://schemas.openxmlformats.org/wordprocessingml/2006/main" xmlns:w14="http://schemas.microsoft.com/office/word/2010/wordml" xmlns:w15="http://schemas.microsoft.com/office/word/2012/wordml" xmlns:w16cex="http://schemas.microsoft.com/office/word/2018/wordml/cex" xmlns:w16cid="http://schemas.microsoft.com/office/word/2016/wordml/cid" xmlns:w16="http://schemas.microsoft.com/office/word/2018/wordml" xmlns:w16sdtdh="http://schemas.microsoft.com/office/word/2020/wordml/sdtdatahash" xmlns:w16sdtfl="http://schemas.microsoft.com/office/word/2024/wordml/sdtformatlock" xmlns:w16se="http://schemas.microsoft.com/office/word/2015/wordml/symex" xmlns:w16du="http://schemas.microsoft.com/office/word/2023/wordml/word16du" xmlns:wne="http://schemas.microsoft.com/office/word/2006/wordml" mc:Ignorable="w14 w15 w16se w16cid w16 w16cex w16sdtdh w16sdtfl w16du wp14">
+<w:ftr xmlns:wpc="http://schemas.microsoft.com/office/word/2010/wordprocessingCanvas" xmlns:cx="http://schemas.microsoft.com/office/drawing/2014/chartex" xmlns:cx1="http://schemas.microsoft.com/office/drawing/2015/9/8/chartex" xmlns:cx2="http://schemas.microsoft.com/office/drawing/2015/10/21/chartex" xmlns:cx3="http://schemas.microsoft.com/office/drawing/2016/5/9/chartex" xmlns:cx4="http://schemas.microsoft.com/office/drawing/2016/5/10/chartex" xmlns:cx5="http://schemas.microsoft.com/office/drawing/2016/5/11/chartex" xmlns:cx6="http://schemas.microsoft.com/office/drawing/2016/5/12/chartex" xmlns:cx7="http://schemas.microsoft.com/office/drawing/2016/5/13/chartex" xmlns:cx8="http://schemas.microsoft.com/office/drawing/2016/5/14/chartex" xmlns:mc="http://schemas.openxmlformats.org/markup-compatibility/2006" xmlns:aink="http://schemas.microsoft.com/office/drawing/2016/ink" xmlns:am3d="http://schemas.microsoft.com/office/drawing/2017/model3d" xmlns:o="urn:schemas-microsoft-com:office:office" xmlns:oel="http://schemas.microsoft.com/office/2019/extlst" xmlns:r="http://schemas.openxmlformats.org/officeDocument/2006/relationships" xmlns:m="http://schemas.openxmlformats.org/officeDocument/2006/math" xmlns:v="urn:schemas-microsoft-com:vml" xmlns:wp14="http://schemas.microsoft.com/office/word/2010/wordprocessingDrawing" xmlns:wp="http://schemas.openxmlformats.org/drawingml/2006/wordprocessingDrawing" xmlns:w10="urn:schemas-microsoft-com:office:word" xmlns:w="http://schemas.openxmlformats.org/wordprocessingml/2006/main" xmlns:w14="http://schemas.microsoft.com/office/word/2010/wordml" xmlns:w15="http://schemas.microsoft.com/office/word/2012/wordml" xmlns:w16cex="http://schemas.microsoft.com/office/word/2018/wordml/cex" xmlns:w16cid="http://schemas.microsoft.com/office/word/2016/wordml/cid" xmlns:w16="http://schemas.microsoft.com/office/word/2018/wordml" xmlns:w16du="http://schemas.microsoft.com/office/word/2023/wordml/word16du" xmlns:w16sdtdh="http://schemas.microsoft.com/office/word/2020/wordml/sdtdatahash" xmlns:w16sdtfl="http://schemas.microsoft.com/office/word/2024/wordml/sdtformatlock" xmlns:w16se="http://schemas.microsoft.com/office/word/2015/wordml/symex" xmlns:wpg="http://schemas.microsoft.com/office/word/2010/wordprocessingGroup" xmlns:wpi="http://schemas.microsoft.com/office/word/2010/wordprocessingInk" xmlns:wne="http://schemas.microsoft.com/office/word/2006/wordml" xmlns:wps="http://schemas.microsoft.com/office/word/2010/wordprocessingShape" mc:Ignorable="w14 w15 w16se w16cid w16 w16cex w16sdtdh w16sdtfl w16du wp14">
   <w:p>
     <w:pPr>
       <w:pStyle w:val="Footer"/>
@@ -2173,7 +2217,7 @@
 </file>
 
 <file path=word/footnotes.xml><?xml version="1.0" encoding="utf-8"?>
-<w:footnotes xmlns:wpc="http://schemas.microsoft.com/office/word/2010/wordprocessingCanvas" xmlns:cx="http://schemas.microsoft.com/office/drawing/2014/chartex" xmlns:cx1="http://schemas.microsoft.com/office/drawing/2015/9/8/chartex" xmlns:cx2="http://schemas.microsoft.com/office/drawing/2015/10/21/chartex" xmlns:cx3="http://schemas.microsoft.com/office/drawing/2016/5/9/chartex" xmlns:cx4="http://schemas.microsoft.com/office/drawing/2016/5/10/chartex" xmlns:cx5="http://schemas.microsoft.com/office/drawing/2016/5/11/chartex" xmlns:cx6="http://schemas.microsoft.com/office/drawing/2016/5/12/chartex" xmlns:cx7="http://schemas.microsoft.com/office/drawing/2016/5/13/chartex" xmlns:cx8="http://schemas.microsoft.com/office/drawing/2016/5/14/chartex" xmlns:mc="http://schemas.openxmlformats.org/markup-compatibility/2006" xmlns:m="http://schemas.openxmlformats.org/officeDocument/2006/math" xmlns:aink="http://schemas.microsoft.com/office/drawing/2016/ink" xmlns:am3d="http://schemas.microsoft.com/office/drawing/2017/model3d" xmlns:oel="http://schemas.microsoft.com/office/2019/extlst" xmlns:r="http://schemas.openxmlformats.org/officeDocument/2006/relationships" xmlns:wp14="http://schemas.microsoft.com/office/word/2010/wordprocessingDrawing" xmlns:wp="http://schemas.openxmlformats.org/drawingml/2006/wordprocessingDrawing" xmlns:wpg="http://schemas.microsoft.com/office/word/2010/wordprocessingGroup" xmlns:wpi="http://schemas.microsoft.com/office/word/2010/wordprocessingInk" xmlns:wps="http://schemas.microsoft.com/office/word/2010/wordprocessingShape" xmlns:o="urn:schemas-microsoft-com:office:office" xmlns:v="urn:schemas-microsoft-com:vml" xmlns:w10="urn:schemas-microsoft-com:office:word" xmlns:w="http://schemas.openxmlformats.org/wordprocessingml/2006/main" xmlns:w14="http://schemas.microsoft.com/office/word/2010/wordml" xmlns:w15="http://schemas.microsoft.com/office/word/2012/wordml" xmlns:w16cex="http://schemas.microsoft.com/office/word/2018/wordml/cex" xmlns:w16cid="http://schemas.microsoft.com/office/word/2016/wordml/cid" xmlns:w16="http://schemas.microsoft.com/office/word/2018/wordml" xmlns:w16sdtdh="http://schemas.microsoft.com/office/word/2020/wordml/sdtdatahash" xmlns:w16sdtfl="http://schemas.microsoft.com/office/word/2024/wordml/sdtformatlock" xmlns:w16se="http://schemas.microsoft.com/office/word/2015/wordml/symex" xmlns:w16du="http://schemas.microsoft.com/office/word/2023/wordml/word16du" xmlns:wne="http://schemas.microsoft.com/office/word/2006/wordml" mc:Ignorable="w14 w15 w16se w16cid w16 w16cex w16sdtdh w16sdtfl w16du wp14">
+<w:footnotes xmlns:wpc="http://schemas.microsoft.com/office/word/2010/wordprocessingCanvas" xmlns:cx="http://schemas.microsoft.com/office/drawing/2014/chartex" xmlns:cx1="http://schemas.microsoft.com/office/drawing/2015/9/8/chartex" xmlns:cx2="http://schemas.microsoft.com/office/drawing/2015/10/21/chartex" xmlns:cx3="http://schemas.microsoft.com/office/drawing/2016/5/9/chartex" xmlns:cx4="http://schemas.microsoft.com/office/drawing/2016/5/10/chartex" xmlns:cx5="http://schemas.microsoft.com/office/drawing/2016/5/11/chartex" xmlns:cx6="http://schemas.microsoft.com/office/drawing/2016/5/12/chartex" xmlns:cx7="http://schemas.microsoft.com/office/drawing/2016/5/13/chartex" xmlns:cx8="http://schemas.microsoft.com/office/drawing/2016/5/14/chartex" xmlns:mc="http://schemas.openxmlformats.org/markup-compatibility/2006" xmlns:aink="http://schemas.microsoft.com/office/drawing/2016/ink" xmlns:am3d="http://schemas.microsoft.com/office/drawing/2017/model3d" xmlns:o="urn:schemas-microsoft-com:office:office" xmlns:oel="http://schemas.microsoft.com/office/2019/extlst" xmlns:r="http://schemas.openxmlformats.org/officeDocument/2006/relationships" xmlns:m="http://schemas.openxmlformats.org/officeDocument/2006/math" xmlns:v="urn:schemas-microsoft-com:vml" xmlns:wp14="http://schemas.microsoft.com/office/word/2010/wordprocessingDrawing" xmlns:wp="http://schemas.openxmlformats.org/drawingml/2006/wordprocessingDrawing" xmlns:w10="urn:schemas-microsoft-com:office:word" xmlns:w="http://schemas.openxmlformats.org/wordprocessingml/2006/main" xmlns:w14="http://schemas.microsoft.com/office/word/2010/wordml" xmlns:w15="http://schemas.microsoft.com/office/word/2012/wordml" xmlns:w16cex="http://schemas.microsoft.com/office/word/2018/wordml/cex" xmlns:w16cid="http://schemas.microsoft.com/office/word/2016/wordml/cid" xmlns:w16="http://schemas.microsoft.com/office/word/2018/wordml" xmlns:w16du="http://schemas.microsoft.com/office/word/2023/wordml/word16du" xmlns:w16sdtdh="http://schemas.microsoft.com/office/word/2020/wordml/sdtdatahash" xmlns:w16sdtfl="http://schemas.microsoft.com/office/word/2024/wordml/sdtformatlock" xmlns:w16se="http://schemas.microsoft.com/office/word/2015/wordml/symex" xmlns:wpg="http://schemas.microsoft.com/office/word/2010/wordprocessingGroup" xmlns:wpi="http://schemas.microsoft.com/office/word/2010/wordprocessingInk" xmlns:wne="http://schemas.microsoft.com/office/word/2006/wordml" xmlns:wps="http://schemas.microsoft.com/office/word/2010/wordprocessingShape" mc:Ignorable="w14 w15 w16se w16cid w16 w16cex w16sdtdh w16sdtfl w16du wp14">
   <w:footnote w:type="separator" w:id="-1">
     <w:p>
       <w:r>
@@ -2192,7 +2236,7 @@
 </file>
 
 <file path=word/header1.xml><?xml version="1.0" encoding="utf-8"?>
-<w:hdr xmlns:wpc="http://schemas.microsoft.com/office/word/2010/wordprocessingCanvas" xmlns:cx="http://schemas.microsoft.com/office/drawing/2014/chartex" xmlns:cx1="http://schemas.microsoft.com/office/drawing/2015/9/8/chartex" xmlns:cx2="http://schemas.microsoft.com/office/drawing/2015/10/21/chartex" xmlns:cx3="http://schemas.microsoft.com/office/drawing/2016/5/9/chartex" xmlns:cx4="http://schemas.microsoft.com/office/drawing/2016/5/10/chartex" xmlns:cx5="http://schemas.microsoft.com/office/drawing/2016/5/11/chartex" xmlns:cx6="http://schemas.microsoft.com/office/drawing/2016/5/12/chartex" xmlns:cx7="http://schemas.microsoft.com/office/drawing/2016/5/13/chartex" xmlns:cx8="http://schemas.microsoft.com/office/drawing/2016/5/14/chartex" xmlns:mc="http://schemas.openxmlformats.org/markup-compatibility/2006" xmlns:m="http://schemas.openxmlformats.org/officeDocument/2006/math" xmlns:aink="http://schemas.microsoft.com/office/drawing/2016/ink" xmlns:am3d="http://schemas.microsoft.com/office/drawing/2017/model3d" xmlns:oel="http://schemas.microsoft.com/office/2019/extlst" xmlns:r="http://schemas.openxmlformats.org/officeDocument/2006/relationships" xmlns:wp14="http://schemas.microsoft.com/office/word/2010/wordprocessingDrawing" xmlns:wp="http://schemas.openxmlformats.org/drawingml/2006/wordprocessingDrawing" xmlns:wpg="http://schemas.microsoft.com/office/word/2010/wordprocessingGroup" xmlns:wpi="http://schemas.microsoft.com/office/word/2010/wordprocessingInk" xmlns:wps="http://schemas.microsoft.com/office/word/2010/wordprocessingShape" xmlns:o="urn:schemas-microsoft-com:office:office" xmlns:v="urn:schemas-microsoft-com:vml" xmlns:w10="urn:schemas-microsoft-com:office:word" xmlns:w="http://schemas.openxmlformats.org/wordprocessingml/2006/main" xmlns:w14="http://schemas.microsoft.com/office/word/2010/wordml" xmlns:w15="http://schemas.microsoft.com/office/word/2012/wordml" xmlns:w16cex="http://schemas.microsoft.com/office/word/2018/wordml/cex" xmlns:w16cid="http://schemas.microsoft.com/office/word/2016/wordml/cid" xmlns:w16="http://schemas.microsoft.com/office/word/2018/wordml" xmlns:w16sdtdh="http://schemas.microsoft.com/office/word/2020/wordml/sdtdatahash" xmlns:w16sdtfl="http://schemas.microsoft.com/office/word/2024/wordml/sdtformatlock" xmlns:w16se="http://schemas.microsoft.com/office/word/2015/wordml/symex" xmlns:w16du="http://schemas.microsoft.com/office/word/2023/wordml/word16du" xmlns:wne="http://schemas.microsoft.com/office/word/2006/wordml" mc:Ignorable="w14 w15 w16se w16cid w16 w16cex w16sdtdh w16sdtfl w16du wp14">
+<w:hdr xmlns:wpc="http://schemas.microsoft.com/office/word/2010/wordprocessingCanvas" xmlns:cx="http://schemas.microsoft.com/office/drawing/2014/chartex" xmlns:cx1="http://schemas.microsoft.com/office/drawing/2015/9/8/chartex" xmlns:cx2="http://schemas.microsoft.com/office/drawing/2015/10/21/chartex" xmlns:cx3="http://schemas.microsoft.com/office/drawing/2016/5/9/chartex" xmlns:cx4="http://schemas.microsoft.com/office/drawing/2016/5/10/chartex" xmlns:cx5="http://schemas.microsoft.com/office/drawing/2016/5/11/chartex" xmlns:cx6="http://schemas.microsoft.com/office/drawing/2016/5/12/chartex" xmlns:cx7="http://schemas.microsoft.com/office/drawing/2016/5/13/chartex" xmlns:cx8="http://schemas.microsoft.com/office/drawing/2016/5/14/chartex" xmlns:mc="http://schemas.openxmlformats.org/markup-compatibility/2006" xmlns:aink="http://schemas.microsoft.com/office/drawing/2016/ink" xmlns:am3d="http://schemas.microsoft.com/office/drawing/2017/model3d" xmlns:o="urn:schemas-microsoft-com:office:office" xmlns:oel="http://schemas.microsoft.com/office/2019/extlst" xmlns:r="http://schemas.openxmlformats.org/officeDocument/2006/relationships" xmlns:m="http://schemas.openxmlformats.org/officeDocument/2006/math" xmlns:v="urn:schemas-microsoft-com:vml" xmlns:wp14="http://schemas.microsoft.com/office/word/2010/wordprocessingDrawing" xmlns:wp="http://schemas.openxmlformats.org/drawingml/2006/wordprocessingDrawing" xmlns:w10="urn:schemas-microsoft-com:office:word" xmlns:w="http://schemas.openxmlformats.org/wordprocessingml/2006/main" xmlns:w14="http://schemas.microsoft.com/office/word/2010/wordml" xmlns:w15="http://schemas.microsoft.com/office/word/2012/wordml" xmlns:w16cex="http://schemas.microsoft.com/office/word/2018/wordml/cex" xmlns:w16cid="http://schemas.microsoft.com/office/word/2016/wordml/cid" xmlns:w16="http://schemas.microsoft.com/office/word/2018/wordml" xmlns:w16du="http://schemas.microsoft.com/office/word/2023/wordml/word16du" xmlns:w16sdtdh="http://schemas.microsoft.com/office/word/2020/wordml/sdtdatahash" xmlns:w16sdtfl="http://schemas.microsoft.com/office/word/2024/wordml/sdtformatlock" xmlns:w16se="http://schemas.microsoft.com/office/word/2015/wordml/symex" xmlns:wpg="http://schemas.microsoft.com/office/word/2010/wordprocessingGroup" xmlns:wpi="http://schemas.microsoft.com/office/word/2010/wordprocessingInk" xmlns:wne="http://schemas.microsoft.com/office/word/2006/wordml" xmlns:wps="http://schemas.microsoft.com/office/word/2010/wordprocessingShape" mc:Ignorable="w14 w15 w16se w16cid w16 w16cex w16sdtdh w16sdtfl w16du wp14">
   <w:p>
     <w:pPr>
       <w:pStyle w:val="Header"/>
@@ -2234,7 +2278,7 @@
           <v:path o:extrusionok="f" gradientshapeok="t" o:connecttype="rect"/>
           <o:lock v:ext="edit" aspectratio="t"/>
         </v:shapetype>
-        <v:shape id="Obraz 1" o:spid="_x0000_i1026" type="#_x0000_t75" alt="" style="width:34.85pt;height:54.95pt;visibility:visible;mso-wrap-style:square;mso-width-percent:0;mso-height-percent:0;mso-width-percent:0;mso-height-percent:0">
+        <v:shape id="Obraz 1" o:spid="_x0000_i1025" type="#_x0000_t75" alt="" style="width:34.5pt;height:54.75pt;visibility:visible;mso-wrap-style:square;mso-width-percent:0;mso-height-percent:0;mso-width-percent:0;mso-height-percent:0">
           <v:imagedata r:id="rId1" o:title=""/>
         </v:shape>
       </w:pict>
@@ -2327,11 +2371,35 @@
       <w:rPr>
         <w:noProof/>
       </w:rPr>
+      <w:fldChar w:fldCharType="begin"/>
+    </w:r>
+    <w:r>
+      <w:rPr>
+        <w:noProof/>
+      </w:rPr>
+      <w:instrText xml:space="preserve"> INCLUDEPICTURE  "https://www.ife.p.lodz.pl/sites/default/files/pliki_publiczne/styles/large/public/loga/ife_logo.png?itok=IOg0ZJsa" \* MERGEFORMATINET </w:instrText>
+    </w:r>
+    <w:r>
+      <w:rPr>
+        <w:noProof/>
+      </w:rPr>
+      <w:fldChar w:fldCharType="separate"/>
+    </w:r>
+    <w:r>
+      <w:rPr>
+        <w:noProof/>
+      </w:rPr>
       <w:pict w14:anchorId="6CA3CD19">
-        <v:shape id="_x0000_i1025" type="#_x0000_t75" alt="" style="width:81.3pt;height:27.1pt;mso-width-percent:0;mso-height-percent:0;mso-width-percent:0;mso-height-percent:0">
+        <v:shape id="_x0000_i1026" type="#_x0000_t75" alt="" style="width:81pt;height:27pt;mso-width-percent:0;mso-height-percent:0;mso-width-percent:0;mso-height-percent:0">
           <v:imagedata r:id="rId2" r:href="rId3"/>
         </v:shape>
       </w:pict>
+    </w:r>
+    <w:r>
+      <w:rPr>
+        <w:noProof/>
+      </w:rPr>
+      <w:fldChar w:fldCharType="end"/>
     </w:r>
     <w:r>
       <w:fldChar w:fldCharType="end"/>
@@ -2365,7 +2433,7 @@
 </file>
 
 <file path=word/numbering.xml><?xml version="1.0" encoding="utf-8"?>
-<w:numbering xmlns:wpc="http://schemas.microsoft.com/office/word/2010/wordprocessingCanvas" xmlns:cx="http://schemas.microsoft.com/office/drawing/2014/chartex" xmlns:cx1="http://schemas.microsoft.com/office/drawing/2015/9/8/chartex" xmlns:cx2="http://schemas.microsoft.com/office/drawing/2015/10/21/chartex" xmlns:cx3="http://schemas.microsoft.com/office/drawing/2016/5/9/chartex" xmlns:cx4="http://schemas.microsoft.com/office/drawing/2016/5/10/chartex" xmlns:cx5="http://schemas.microsoft.com/office/drawing/2016/5/11/chartex" xmlns:cx6="http://schemas.microsoft.com/office/drawing/2016/5/12/chartex" xmlns:cx7="http://schemas.microsoft.com/office/drawing/2016/5/13/chartex" xmlns:cx8="http://schemas.microsoft.com/office/drawing/2016/5/14/chartex" xmlns:mc="http://schemas.openxmlformats.org/markup-compatibility/2006" xmlns:m="http://schemas.openxmlformats.org/officeDocument/2006/math" xmlns:aink="http://schemas.microsoft.com/office/drawing/2016/ink" xmlns:am3d="http://schemas.microsoft.com/office/drawing/2017/model3d" xmlns:oel="http://schemas.microsoft.com/office/2019/extlst" xmlns:r="http://schemas.openxmlformats.org/officeDocument/2006/relationships" xmlns:wp14="http://schemas.microsoft.com/office/word/2010/wordprocessingDrawing" xmlns:wp="http://schemas.openxmlformats.org/drawingml/2006/wordprocessingDrawing" xmlns:wpg="http://schemas.microsoft.com/office/word/2010/wordprocessingGroup" xmlns:wpi="http://schemas.microsoft.com/office/word/2010/wordprocessingInk" xmlns:wps="http://schemas.microsoft.com/office/word/2010/wordprocessingShape" xmlns:o="urn:schemas-microsoft-com:office:office" xmlns:v="urn:schemas-microsoft-com:vml" xmlns:w10="urn:schemas-microsoft-com:office:word" xmlns:w="http://schemas.openxmlformats.org/wordprocessingml/2006/main" xmlns:w14="http://schemas.microsoft.com/office/word/2010/wordml" xmlns:w15="http://schemas.microsoft.com/office/word/2012/wordml" xmlns:w16cex="http://schemas.microsoft.com/office/word/2018/wordml/cex" xmlns:w16cid="http://schemas.microsoft.com/office/word/2016/wordml/cid" xmlns:w16="http://schemas.microsoft.com/office/word/2018/wordml" xmlns:w16sdtdh="http://schemas.microsoft.com/office/word/2020/wordml/sdtdatahash" xmlns:w16sdtfl="http://schemas.microsoft.com/office/word/2024/wordml/sdtformatlock" xmlns:w16se="http://schemas.microsoft.com/office/word/2015/wordml/symex" xmlns:w16du="http://schemas.microsoft.com/office/word/2023/wordml/word16du" xmlns:wne="http://schemas.microsoft.com/office/word/2006/wordml" mc:Ignorable="w14 w15 w16se w16cid w16 w16cex w16sdtdh w16sdtfl w16du wp14">
+<w:numbering xmlns:wpc="http://schemas.microsoft.com/office/word/2010/wordprocessingCanvas" xmlns:cx="http://schemas.microsoft.com/office/drawing/2014/chartex" xmlns:cx1="http://schemas.microsoft.com/office/drawing/2015/9/8/chartex" xmlns:cx2="http://schemas.microsoft.com/office/drawing/2015/10/21/chartex" xmlns:cx3="http://schemas.microsoft.com/office/drawing/2016/5/9/chartex" xmlns:cx4="http://schemas.microsoft.com/office/drawing/2016/5/10/chartex" xmlns:cx5="http://schemas.microsoft.com/office/drawing/2016/5/11/chartex" xmlns:cx6="http://schemas.microsoft.com/office/drawing/2016/5/12/chartex" xmlns:cx7="http://schemas.microsoft.com/office/drawing/2016/5/13/chartex" xmlns:cx8="http://schemas.microsoft.com/office/drawing/2016/5/14/chartex" xmlns:mc="http://schemas.openxmlformats.org/markup-compatibility/2006" xmlns:aink="http://schemas.microsoft.com/office/drawing/2016/ink" xmlns:am3d="http://schemas.microsoft.com/office/drawing/2017/model3d" xmlns:o="urn:schemas-microsoft-com:office:office" xmlns:oel="http://schemas.microsoft.com/office/2019/extlst" xmlns:r="http://schemas.openxmlformats.org/officeDocument/2006/relationships" xmlns:m="http://schemas.openxmlformats.org/officeDocument/2006/math" xmlns:v="urn:schemas-microsoft-com:vml" xmlns:wp14="http://schemas.microsoft.com/office/word/2010/wordprocessingDrawing" xmlns:wp="http://schemas.openxmlformats.org/drawingml/2006/wordprocessingDrawing" xmlns:w10="urn:schemas-microsoft-com:office:word" xmlns:w="http://schemas.openxmlformats.org/wordprocessingml/2006/main" xmlns:w14="http://schemas.microsoft.com/office/word/2010/wordml" xmlns:w15="http://schemas.microsoft.com/office/word/2012/wordml" xmlns:w16cex="http://schemas.microsoft.com/office/word/2018/wordml/cex" xmlns:w16cid="http://schemas.microsoft.com/office/word/2016/wordml/cid" xmlns:w16="http://schemas.microsoft.com/office/word/2018/wordml" xmlns:w16du="http://schemas.microsoft.com/office/word/2023/wordml/word16du" xmlns:w16sdtdh="http://schemas.microsoft.com/office/word/2020/wordml/sdtdatahash" xmlns:w16sdtfl="http://schemas.microsoft.com/office/word/2024/wordml/sdtformatlock" xmlns:w16se="http://schemas.microsoft.com/office/word/2015/wordml/symex" xmlns:wpg="http://schemas.microsoft.com/office/word/2010/wordprocessingGroup" xmlns:wpi="http://schemas.microsoft.com/office/word/2010/wordprocessingInk" xmlns:wne="http://schemas.microsoft.com/office/word/2006/wordml" xmlns:wps="http://schemas.microsoft.com/office/word/2010/wordprocessingShape" mc:Ignorable="w14 w15 w16se w16cid w16 w16cex w16sdtdh w16sdtfl w16du wp14">
   <w:abstractNum w:abstractNumId="0" w15:restartNumberingAfterBreak="0">
     <w:nsid w:val="FFFFFF7C"/>
     <w:multiLevelType w:val="singleLevel"/>
@@ -3149,12 +3217,12 @@
 </file>
 
 <file path=word/styles.xml><?xml version="1.0" encoding="utf-8"?>
-<w:styles xmlns:mc="http://schemas.openxmlformats.org/markup-compatibility/2006" xmlns:r="http://schemas.openxmlformats.org/officeDocument/2006/relationships" xmlns:w="http://schemas.openxmlformats.org/wordprocessingml/2006/main" xmlns:w14="http://schemas.microsoft.com/office/word/2010/wordml" xmlns:w15="http://schemas.microsoft.com/office/word/2012/wordml" xmlns:w16cex="http://schemas.microsoft.com/office/word/2018/wordml/cex" xmlns:w16cid="http://schemas.microsoft.com/office/word/2016/wordml/cid" xmlns:w16="http://schemas.microsoft.com/office/word/2018/wordml" xmlns:w16sdtdh="http://schemas.microsoft.com/office/word/2020/wordml/sdtdatahash" xmlns:w16sdtfl="http://schemas.microsoft.com/office/word/2024/wordml/sdtformatlock" xmlns:w16se="http://schemas.microsoft.com/office/word/2015/wordml/symex" xmlns:w16du="http://schemas.microsoft.com/office/word/2023/wordml/word16du" mc:Ignorable="w14 w15 w16se w16cid w16 w16cex w16sdtdh w16sdtfl w16du">
+<w:styles xmlns:mc="http://schemas.openxmlformats.org/markup-compatibility/2006" xmlns:r="http://schemas.openxmlformats.org/officeDocument/2006/relationships" xmlns:w="http://schemas.openxmlformats.org/wordprocessingml/2006/main" xmlns:w14="http://schemas.microsoft.com/office/word/2010/wordml" xmlns:w15="http://schemas.microsoft.com/office/word/2012/wordml" xmlns:w16cex="http://schemas.microsoft.com/office/word/2018/wordml/cex" xmlns:w16cid="http://schemas.microsoft.com/office/word/2016/wordml/cid" xmlns:w16="http://schemas.microsoft.com/office/word/2018/wordml" xmlns:w16du="http://schemas.microsoft.com/office/word/2023/wordml/word16du" xmlns:w16sdtdh="http://schemas.microsoft.com/office/word/2020/wordml/sdtdatahash" xmlns:w16sdtfl="http://schemas.microsoft.com/office/word/2024/wordml/sdtformatlock" xmlns:w16se="http://schemas.microsoft.com/office/word/2015/wordml/symex" mc:Ignorable="w14 w15 w16se w16cid w16 w16cex w16sdtdh w16sdtfl w16du">
   <w:docDefaults>
     <w:rPrDefault>
       <w:rPr>
         <w:rFonts w:ascii="Times New Roman" w:eastAsia="Times New Roman" w:hAnsi="Times New Roman" w:cs="Times New Roman"/>
-        <w:lang w:val="en-US" w:eastAsia="en-US" w:bidi="ar-SA"/>
+        <w:lang w:val="en-GB" w:eastAsia="en-GB" w:bidi="ar-SA"/>
       </w:rPr>
     </w:rPrDefault>
     <w:pPrDefault/>
@@ -3447,6 +3515,7 @@
     <w:rPr>
       <w:sz w:val="24"/>
       <w:szCs w:val="24"/>
+      <w:lang w:val="en-US" w:eastAsia="en-US"/>
     </w:rPr>
   </w:style>
   <w:style w:type="paragraph" w:styleId="Heading1">
